--- a/informes/informe_seguimiento_pericles_vara_chapa_2026-03.docx
+++ b/informes/informe_seguimiento_pericles_vara_chapa_2026-03.docx
@@ -48,6 +48,55 @@
       <w:r>
         <w:rPr>
           <w:b/>
+          <w:color w:val="1A7A3C"/>
+        </w:rPr>
+        <w:t>Puntos positivos</w:t>
+      </w:r>
+    </w:p>
+    <w:p>
+      <w:pPr>
+        <w:pStyle w:val="ListBullet"/>
+      </w:pPr>
+      <w:r>
+        <w:t>ICC Modulo Proactividad Comercial — Posicion 10 de 166 | Puntuacion del modulo: 5,80</w:t>
+      </w:r>
+    </w:p>
+    <w:p>
+      <w:pPr>
+        <w:pStyle w:val="ListBullet"/>
+      </w:pPr>
+      <w:r>
+        <w:t>ICC - Sust. Neumaticos: 45,3% (media 22,4%, Top20 40,7%). Excelente, nivel superior al Top 20.</w:t>
+      </w:r>
+    </w:p>
+    <w:p>
+      <w:pPr>
+        <w:pStyle w:val="ListBullet"/>
+      </w:pPr>
+      <w:r>
+        <w:t>ICC - Radar (Desgaste): 136,8% (media 99%, Top20 164%). Excelente, puntuacion maxima (10,00).</w:t>
+      </w:r>
+    </w:p>
+    <w:p>
+      <w:pPr>
+        <w:pStyle w:val="ListBullet"/>
+      </w:pPr>
+      <w:r>
+        <w:t>ICC - At. Comerciales: 19,3% (media 9%, Top20 49%). Supera ampliamente la media nacional.</w:t>
+      </w:r>
+    </w:p>
+    <w:p>
+      <w:pPr>
+        <w:pStyle w:val="ListBullet"/>
+      </w:pPr>
+      <w:r>
+        <w:t>ICC - Sust. Parabrisas: 3,1% (media 1,4%, Top20 3,7%). Rozando el nivel del Top 20.</w:t>
+      </w:r>
+    </w:p>
+    <w:p>
+      <w:r>
+        <w:rPr>
+          <w:b/>
           <w:color w:val="C0392B"/>
         </w:rPr>
         <w:t>Puntos a mejorar</w:t>
@@ -69,6 +118,22 @@
         <w:t>Variacion mano de obra respecto a hace 2 anos: -7.70%.</w:t>
       </w:r>
     </w:p>
+    <w:p>
+      <w:pPr>
+        <w:pStyle w:val="ListBullet"/>
+      </w:pPr>
+      <w:r>
+        <w:t>ICC - RGPD: 79,7% (media 74%, Top20 93%). Puntuacion 0,00 por no alcanzar el umbral del 85%.</w:t>
+      </w:r>
+    </w:p>
+    <w:p>
+      <w:pPr>
+        <w:pStyle w:val="ListBullet"/>
+      </w:pPr>
+      <w:r>
+        <w:t>ICC - Ext. Garantia: 11,4% (media 49%, Top20 80%). Muy por debajo de la media nacional.</w:t>
+      </w:r>
+    </w:p>
     <w:p/>
     <w:p>
       <w:pPr>
@@ -78,6 +143,64 @@
         <w:t>Digital</w:t>
       </w:r>
     </w:p>
+    <w:p>
+      <w:r>
+        <w:rPr>
+          <w:b/>
+          <w:color w:val="1A7A3C"/>
+        </w:rPr>
+        <w:t>Puntos positivos</w:t>
+      </w:r>
+    </w:p>
+    <w:p>
+      <w:pPr>
+        <w:pStyle w:val="ListBullet"/>
+      </w:pPr>
+      <w:r>
+        <w:t>ICC Modulo Digital — Posicion 50 de 166 | Puntuacion del modulo: 5,91</w:t>
+      </w:r>
+    </w:p>
+    <w:p>
+      <w:pPr>
+        <w:pStyle w:val="ListBullet"/>
+      </w:pPr>
+      <w:r>
+        <w:t>ICC - Gestion de Leads: 100,0% (media 83%, Top20 100%). Maximo aprovechamiento. Perfecto.</w:t>
+      </w:r>
+    </w:p>
+    <w:p>
+      <w:pPr>
+        <w:pStyle w:val="ListBullet"/>
+      </w:pPr>
+      <w:r>
+        <w:t>ICC - ONE Score: 6,9 (media 6,6, Top20 8,8). Calidad del dato por encima de la media.</w:t>
+      </w:r>
+    </w:p>
+    <w:p>
+      <w:pPr>
+        <w:pStyle w:val="ListBullet"/>
+      </w:pPr>
+      <w:r>
+        <w:t>ICC - Cita Online: 1,7% (media 1,3%, Top20 6,1%). Supera ligeramente la media.</w:t>
+      </w:r>
+    </w:p>
+    <w:p>
+      <w:r>
+        <w:rPr>
+          <w:b/>
+          <w:color w:val="C0392B"/>
+        </w:rPr>
+        <w:t>Puntos a mejorar</w:t>
+      </w:r>
+    </w:p>
+    <w:p>
+      <w:pPr>
+        <w:pStyle w:val="ListBullet"/>
+      </w:pPr>
+      <w:r>
+        <w:t>ICC - Recovery Conectividad: 6,3% (media 7,72%, Top20 21,47%). Por debajo de la media de la red.</w:t>
+      </w:r>
+    </w:p>
     <w:p/>
     <w:p>
       <w:pPr>
@@ -85,6 +208,55 @@
       </w:pPr>
       <w:r>
         <w:t>Calidad</w:t>
+      </w:r>
+    </w:p>
+    <w:p>
+      <w:r>
+        <w:rPr>
+          <w:b/>
+          <w:color w:val="1A7A3C"/>
+        </w:rPr>
+        <w:t>Puntos positivos</w:t>
+      </w:r>
+    </w:p>
+    <w:p>
+      <w:pPr>
+        <w:pStyle w:val="ListBullet"/>
+      </w:pPr>
+      <w:r>
+        <w:t>ICC Modulo Calidad — Posicion 34 de 166 | Puntuacion del modulo: 7,22</w:t>
+      </w:r>
+    </w:p>
+    <w:p>
+      <w:pPr>
+        <w:pStyle w:val="ListBullet"/>
+      </w:pPr>
+      <w:r>
+        <w:t>ICC - Escalaciones At. C.: 0,0% (media 2,4%, Top20 0%). Cero casos escalados.</w:t>
+      </w:r>
+    </w:p>
+    <w:p>
+      <w:pPr>
+        <w:pStyle w:val="ListBullet"/>
+      </w:pPr>
+      <w:r>
+        <w:t>ICC - Google BP: 100,0% (media 97,8%, Top20 100%). Gestion impecable de resenas. Perfecto.</w:t>
+      </w:r>
+    </w:p>
+    <w:p>
+      <w:pPr>
+        <w:pStyle w:val="ListBullet"/>
+      </w:pPr>
+      <w:r>
+        <w:t>ICC - ICT (Incidencias): 0,3% (media 0,5%, Top20 0%). Ratio de quejas inferior a la media.</w:t>
+      </w:r>
+    </w:p>
+    <w:p>
+      <w:pPr>
+        <w:pStyle w:val="ListBullet"/>
+      </w:pPr>
+      <w:r>
+        <w:t>ICC - Satisfaccion General (NPS): 72,3% (media 65,4%, Top20 96,2%). Por encima de la media.</w:t>
       </w:r>
     </w:p>
     <w:p>
@@ -102,6 +274,14 @@
       </w:pPr>
       <w:r>
         <w:t>CAL1SEM: 4.00 (10 puntos Iron Man). Por debajo de 5. Revisar encuestas de satisfaccion.</w:t>
+      </w:r>
+    </w:p>
+    <w:p>
+      <w:pPr>
+        <w:pStyle w:val="ListBullet"/>
+      </w:pPr>
+      <w:r>
+        <w:t>ICC - Recogida y Entrega: 0,1% (media 5,85%, Top20 15%). Uso marginal del servicio. Critico.</w:t>
       </w:r>
     </w:p>
     <w:p/>
@@ -139,6 +319,190 @@
         <w:t>Recursos generales</w:t>
       </w:r>
     </w:p>
+    <w:p>
+      <w:r>
+        <w:rPr>
+          <w:b/>
+          <w:color w:val="1A7A3C"/>
+        </w:rPr>
+        <w:t>Puntos positivos</w:t>
+      </w:r>
+    </w:p>
+    <w:p>
+      <w:pPr>
+        <w:pStyle w:val="ListBullet"/>
+      </w:pPr>
+      <w:r>
+        <w:t>ICC Modulo Recursos Generales — Posicion 55 de 166 | Puntuacion del modulo: 6,02</w:t>
+      </w:r>
+    </w:p>
+    <w:p>
+      <w:pPr>
+        <w:pStyle w:val="ListBullet"/>
+      </w:pPr>
+      <w:r>
+        <w:t>ICC - Ocupacion (PLATON): 96,2% (media 88,3%, Top20 101,2%). Alta carga de trabajo en taller.</w:t>
+      </w:r>
+    </w:p>
+    <w:p>
+      <w:pPr>
+        <w:pStyle w:val="ListBullet"/>
+      </w:pPr>
+      <w:r>
+        <w:t>ICC - Ciclo Mantenimiento: 1,46 dias. Eficiencia maxima, puntuacion 10,00.</w:t>
+      </w:r>
+    </w:p>
+    <w:p>
+      <w:r>
+        <w:rPr>
+          <w:b/>
+          <w:color w:val="C0392B"/>
+        </w:rPr>
+        <w:t>Puntos a mejorar</w:t>
+      </w:r>
+    </w:p>
+    <w:p>
+      <w:pPr>
+        <w:pStyle w:val="ListBullet"/>
+      </w:pPr>
+      <w:r>
+        <w:t>ICC - Mantenim. &lt;24h: 34,6% (media 48,11%, Top20 73%). Rapidez inferior a la media nacional.</w:t>
+      </w:r>
+    </w:p>
+    <w:p>
+      <w:pPr>
+        <w:pStyle w:val="ListBullet"/>
+      </w:pPr>
+      <w:r>
+        <w:t>ICC - T. Cita Mecanica: 15,9 dias (media 15,02, Top20 12,83). Espera ligeramente superior a la media.</w:t>
+      </w:r>
+    </w:p>
+    <w:p/>
+    <w:p>
+      <w:pPr>
+        <w:pStyle w:val="Heading1"/>
+      </w:pPr>
+      <w:r>
+        <w:t>Carroceria</w:t>
+      </w:r>
+    </w:p>
+    <w:p>
+      <w:r>
+        <w:rPr>
+          <w:b/>
+          <w:color w:val="1A7A3C"/>
+        </w:rPr>
+        <w:t>Puntos positivos</w:t>
+      </w:r>
+    </w:p>
+    <w:p>
+      <w:pPr>
+        <w:pStyle w:val="ListBullet"/>
+      </w:pPr>
+      <w:r>
+        <w:t>ICC Modulo Carroceria — Posicion 92 de 348 | Puntuacion del modulo: 5,87</w:t>
+      </w:r>
+    </w:p>
+    <w:p>
+      <w:pPr>
+        <w:pStyle w:val="ListBullet"/>
+      </w:pPr>
+      <w:r>
+        <w:t>ICC - Recup. Siniestros: 100,0% (media 98,1%, Top20 100%). Gestion impecable del programa. Perfecto.</w:t>
+      </w:r>
+    </w:p>
+    <w:p>
+      <w:r>
+        <w:rPr>
+          <w:b/>
+          <w:color w:val="C0392B"/>
+        </w:rPr>
+        <w:t>Puntos a mejorar</w:t>
+      </w:r>
+    </w:p>
+    <w:p>
+      <w:pPr>
+        <w:pStyle w:val="ListBullet"/>
+      </w:pPr>
+      <w:r>
+        <w:t>ICC - Facturacion Carroceria: -17,6% (media 50,2%, Top20 418%). Caida frente al fuerte crecimiento medio. Critico.</w:t>
+      </w:r>
+    </w:p>
+    <w:p>
+      <w:pPr>
+        <w:pStyle w:val="ListBullet"/>
+      </w:pPr>
+      <w:r>
+        <w:t>ICC - Fidelidad Mecanica: -6,8% (media -4,7%, Top20 9,7%). Perdida de fidelidad mayor que la media.</w:t>
+      </w:r>
+    </w:p>
+    <w:p>
+      <w:pPr>
+        <w:pStyle w:val="ListBullet"/>
+      </w:pPr>
+      <w:r>
+        <w:t>ICC - Retencion Parque: -6,0% (media 0,2%). Tendencia negativa en retencion.</w:t>
+      </w:r>
+    </w:p>
+    <w:p/>
+    <w:p>
+      <w:pPr>
+        <w:pStyle w:val="Heading1"/>
+      </w:pPr>
+      <w:r>
+        <w:t>Personas</w:t>
+      </w:r>
+    </w:p>
+    <w:p>
+      <w:r>
+        <w:rPr>
+          <w:b/>
+          <w:color w:val="1A7A3C"/>
+        </w:rPr>
+        <w:t>Puntos positivos</w:t>
+      </w:r>
+    </w:p>
+    <w:p>
+      <w:pPr>
+        <w:pStyle w:val="ListBullet"/>
+      </w:pPr>
+      <w:r>
+        <w:t>ICC Modulo Personas — Posicion 160 de 166 | Puntuacion del modulo: 2,71</w:t>
+      </w:r>
+    </w:p>
+    <w:p>
+      <w:pPr>
+        <w:pStyle w:val="ListBullet"/>
+      </w:pPr>
+      <w:r>
+        <w:t>ICC - Formacion (% Certificados): 98,1% (media 99,15%, Top20 100%). Buen nivel de cualificacion.</w:t>
+      </w:r>
+    </w:p>
+    <w:p>
+      <w:r>
+        <w:rPr>
+          <w:b/>
+          <w:color w:val="C0392B"/>
+        </w:rPr>
+        <w:t>Puntos a mejorar</w:t>
+      </w:r>
+    </w:p>
+    <w:p>
+      <w:pPr>
+        <w:pStyle w:val="ListBullet"/>
+      </w:pPr>
+      <w:r>
+        <w:t>ICC - Retencion Personal: 85,2% (media 88,8%, Top20 100%). Estabilidad de plantilla inferior a la media.</w:t>
+      </w:r>
+    </w:p>
+    <w:p>
+      <w:pPr>
+        <w:pStyle w:val="ListBullet"/>
+      </w:pPr>
+      <w:r>
+        <w:t>ICC - Formacion (% No Asistencia): 17,0% (media 8,8%, Top20 0%). Absentismo formativo muy elevado. Critico.</w:t>
+      </w:r>
+    </w:p>
     <w:p/>
     <w:p>
       <w:pPr>
@@ -155,6 +519,14 @@
           <w:color w:val="1A7A3C"/>
         </w:rPr>
         <w:t>Puntos positivos</w:t>
+      </w:r>
+    </w:p>
+    <w:p>
+      <w:pPr>
+        <w:pStyle w:val="ListBullet"/>
+      </w:pPr>
+      <w:r>
+        <w:t>ICC global: posicion 24 de 166 | Puntuacion: 5,96</w:t>
       </w:r>
     </w:p>
     <w:p>
@@ -179,7 +551,7 @@
         <w:pStyle w:val="ListBullet"/>
       </w:pPr>
       <w:r>
-        <w:t>ICC: posicion 92 en el ranking de marca. Margen de mejora significativo.</w:t>
+        <w:t>Iron Man ICC: posicion 92 en el ranking de marca. Margen de mejora significativo.</w:t>
       </w:r>
     </w:p>
     <w:p/>
@@ -194,62 +566,99 @@
     <w:tbl>
       <w:tblPr>
         <w:tblStyle w:val="TableGrid"/>
-        <w:tblW w:w="0" w:type="auto"/>
+        <w:tblW w:type="auto" w:w="0"/>
+        <w:tblLook w:firstColumn="1" w:firstRow="1" w:lastColumn="0" w:lastRow="0" w:noHBand="0" w:noVBand="1" w:val="04A0"/>
       </w:tblPr>
+      <w:tblGrid>
+        <w:gridCol w:w="3010"/>
+        <w:gridCol w:w="3010"/>
+        <w:gridCol w:w="3010"/>
+      </w:tblGrid>
       <w:tr>
         <w:tc>
-          <w:tcPr/>
+          <w:tcPr>
+            <w:tcW w:type="dxa" w:w="3010"/>
+          </w:tcPr>
           <w:p>
             <w:r>
               <w:rPr>
                 <w:b/>
               </w:rPr>
-              <w:t xml:space="preserve">Tarea</w:t>
+              <w:t>Tarea</w:t>
             </w:r>
           </w:p>
         </w:tc>
         <w:tc>
-          <w:tcPr/>
+          <w:tcPr>
+            <w:tcW w:type="dxa" w:w="3010"/>
+          </w:tcPr>
           <w:p>
             <w:r>
               <w:rPr>
                 <w:b/>
               </w:rPr>
-              <w:t xml:space="preserve">Responsable</w:t>
+              <w:t>Responsable</w:t>
             </w:r>
           </w:p>
         </w:tc>
         <w:tc>
-          <w:tcPr/>
+          <w:tcPr>
+            <w:tcW w:type="dxa" w:w="3010"/>
+          </w:tcPr>
           <w:p>
             <w:r>
               <w:rPr>
                 <w:b/>
               </w:rPr>
-              <w:t xml:space="preserve">Fecha límite</w:t>
+              <w:t>Fecha limite</w:t>
+            </w:r>
+          </w:p>
+        </w:tc>
+        <w:tc>
+          <w:tcPr>
+            <w:tcW w:type="dxa" w:w="3010"/>
+          </w:tcPr>
+          <w:p>
+            <w:r>
+              <w:rPr>
+                <w:b/>
+              </w:rPr>
+              <w:t>Grado de cumplimentación</w:t>
             </w:r>
           </w:p>
         </w:tc>
       </w:tr>
       <w:tr>
         <w:tc>
-          <w:tcPr/>
+          <w:tcPr>
+            <w:tcW w:type="dxa" w:w="3010"/>
+          </w:tcPr>
           <w:p>
             <w:r>
-              <w:t xml:space="preserve">Utilizar el Laser de desgaste</w:t>
+              <w:t>Utilizar el Laser de desgaste</w:t>
             </w:r>
           </w:p>
         </w:tc>
         <w:tc>
-          <w:tcPr/>
+          <w:tcPr>
+            <w:tcW w:type="dxa" w:w="3010"/>
+          </w:tcPr>
           <w:p>
-            <w:r>
-              <w:t/>
-            </w:r>
+            <w:r/>
           </w:p>
         </w:tc>
         <w:tc>
-          <w:tcPr/>
+          <w:tcPr>
+            <w:tcW w:type="dxa" w:w="3010"/>
+          </w:tcPr>
+          <w:p>
+            <w:r/>
+          </w:p>
+        </w:tc>
+        <w:tc>
+          <w:tcPr>
+            <w:tcW w:type="dxa" w:w="3010"/>
+          </w:tcPr>
           <w:p>
             <w:r>
               <w:t/>
@@ -259,6 +668,12 @@
       </w:tr>
     </w:tbl>
     <w:p/>
+    <w:sectPr>
+      <w:pgSz w:w="11909" w:h="16834"/>
+      <w:pgMar w:top="1440" w:right="1440" w:bottom="1440" w:left="1440" w:header="720" w:footer="720" w:gutter="0"/>
+      <w:cols w:space="720"/>
+      <w:docGrid w:linePitch="360"/>
+    </w:sectPr>
   </w:body>
 </w:document>
 </file>
